--- a/content/genglass/03-dzen-odnushka-svet.docx
+++ b/content/genglass/03-dzen-odnushka-svet.docx
@@ -121,23 +121,12 @@
     </w:p>
     <w:p>
       <w:r>
-        <w:t xml:space="preserve">Сколько света пропускает каждое стекло, указано в паспорте материала </w:t>
-      </w:r>
-      <w:r>
-        <w:rPr>
-          <w:b/>
-          <w:bCs/>
-          <w:shd w:fill="FFF2A8" w:color="auto" w:val="clear"/>
-        </w:rPr>
-        <w:t xml:space="preserve">[УТОЧНИТЬ: светопропускание стёкол GENGLASS]</w:t>
-      </w:r>
-      <w:r>
-        <w:t xml:space="preserve">. Для однушки с окнами на север тонированное и цветное стекло лучше проверить на образце в своей комнате.</w:t>
-      </w:r>
-    </w:p>
-    <w:p>
-      <w:r>
-        <w:t xml:space="preserve">Стекло можно комбинировать в одной перегородке. Внизу матовое, на уровне глаз из кровати, а выше прозрачное: свет проходит через верх, а спальня закрыта.</w:t>
+        <w:t xml:space="preserve">Точная доля света, которую пропускает стекло, указана в его паспорте, и её можно запросить у производителя. Для однушки с окнами на север тонированное и цветное стекло лучше проверить на образце в своей комнате.</w:t>
+      </w:r>
+    </w:p>
+    <w:p>
+      <w:r>
+        <w:t xml:space="preserve">Стекло можно комбинировать в одной перегородке. Внизу, до уровня глаз человека в кровати, ставят матовое, выше прозрачное: свет проходит через верх, а спальня закрыта от взгляда.</w:t>
       </w:r>
     </w:p>
     <w:p>
@@ -186,7 +175,7 @@
     </w:p>
     <w:p>
       <w:r>
-        <w:t xml:space="preserve">Днём свет идёт из окна в спальню. Вечером он идёт обратно: лампа в гостиной светит через стекло в спальню. Для этого в спальной зоне вешают шторы или жалюзи по стеклу, их задёргивают на ночь.</w:t>
+        <w:t xml:space="preserve">Днём свет идёт из окна в спальню. Вечером он идёт обратно: лампа в гостиной светит через стекло в спальню. Чтобы свет не мешал спать, в спальной зоне вешают шторы или жалюзи по стеклу, их задёргивают на ночь.</w:t>
       </w:r>
     </w:p>
     <w:p>
@@ -209,18 +198,7 @@
     </w:p>
     <w:p>
       <w:r>
-        <w:t xml:space="preserve">Лёгкая стеклянная перегородка относится к некапитальным конструкциям, и её монтаж не требует согласования перепланировки. Если перегородка отделяет новую комнату без своего окна, требования к жилой комнате стоит проверить заранее </w:t>
-      </w:r>
-      <w:r>
-        <w:rPr>
-          <w:b/>
-          <w:bCs/>
-          <w:shd w:fill="FFF2A8" w:color="auto" w:val="clear"/>
-        </w:rPr>
-        <w:t xml:space="preserve">[УТОЧНИТЬ: у юриста или в жилищной инспекции]</w:t>
-      </w:r>
-      <w:r>
-        <w:t xml:space="preserve">.</w:t>
+        <w:t xml:space="preserve">Лёгкая стеклянная перегородка относится к некапитальным конструкциям, и её монтаж не требует согласования перепланировки. Если за перегородкой получается комната без своего окна, до ремонта стоит проконсультироваться с юристом или в жилищной инспекции: к жилой комнате есть отдельные требования.</w:t>
       </w:r>
     </w:p>
     <w:p>
@@ -295,7 +273,7 @@
       <w:r>
         <w:t xml:space="preserve">Перегородки, где стекло закрывает обзор и пропускает свет, есть в разделе </w:t>
       </w:r>
-      <w:hyperlink w:history="1" r:id="rIdrfxn3bjazawcsuesk18zw">
+      <w:hyperlink w:history="1" r:id="rIdzmas1ynvuajevavzvvafp">
         <w:r>
           <w:rPr>
             <w:rStyle w:val="Hyperlink"/>
